--- a/docs/cases/00-introduction.docx
+++ b/docs/cases/00-introduction.docx
@@ -31,7 +31,7 @@
         <w:pStyle w:val="Date"/>
       </w:pPr>
       <w:r>
-        <w:t xml:space="preserve">2026-06-18</w:t>
+        <w:t xml:space="preserve">2026-06-22</w:t>
       </w:r>
     </w:p>
     <w:sdt>
@@ -74,7 +74,20 @@
         <w:pStyle w:val="FirstParagraph"/>
       </w:pPr>
       <w:r>
-        <w:t xml:space="preserve">A nurse stands in a doorway holding a small paper cup of pills. Inside the room is a competent, alert patient who has just said, quietly and for the third time, that he does not want them. The medication would almost certainly help him. He understands this. He still says no.</w:t>
+        <w:t xml:space="preserve">It is the middle of the night, and a man is dying. He has end-stage cancer and a day or two left, and the pain has broken through the dose he is on. His doctor has left a standing order for morphine — not a single amount, but a</w:t>
+      </w:r>
+      <w:r>
+        <w:t xml:space="preserve"> </w:t>
+      </w:r>
+      <w:r>
+        <w:rPr>
+          <w:i/>
+          <w:iCs/>
+        </w:rPr>
+        <w:t xml:space="preserve">range</w:t>
+      </w:r>
+      <w:r>
+        <w:t xml:space="preserve">, to be given as the nurse judges the patient needs it. She can give a little or a lot. A larger dose would finally settle his pain. It might also slow his breathing enough to bring the end sooner, tonight instead of tomorrow.</w:t>
       </w:r>
     </w:p>
     <w:p>
@@ -82,7 +95,7 @@
         <w:pStyle w:val="BodyText"/>
       </w:pPr>
       <w:r>
-        <w:t xml:space="preserve">What should the nurse do?</w:t>
+        <w:t xml:space="preserve">His daughter is at the bedside, holding his hand, and she looks up at the nurse and says she cannot bear to watch him suffer anymore. The nurse draws morphine into the syringe and pauses, her thumb on the plunger. How much should she give?</w:t>
       </w:r>
     </w:p>
     <w:p>
@@ -90,6 +103,22 @@
         <w:pStyle w:val="BodyText"/>
       </w:pPr>
       <w:r>
+        <w:t xml:space="preserve">No rule in the binder answers this. The order permits the whole range and leaves the choice to her. Her training tells her what each dose will do to his breathing; it does not tell her which one she ought to push. If her aim is to ease his pain and the shortened life is a side effect she foresees but does not intend, most ethicists — and most laws — say she has done nothing wrong. But she is the one holding the syringe, and the line between relieving death’s pain and hastening it runs straight through her hands.</w:t>
+      </w:r>
+    </w:p>
+    <w:p>
+      <w:pPr>
+        <w:pStyle w:val="BodyText"/>
+      </w:pPr>
+      <w:r>
+        <w:t xml:space="preserve">What should she do?</w:t>
+      </w:r>
+    </w:p>
+    <w:p>
+      <w:pPr>
+        <w:pStyle w:val="BodyText"/>
+      </w:pPr>
+      <w:r>
         <w:t xml:space="preserve">Notice what the question is</w:t>
       </w:r>
       <w:r>
@@ -103,7 +132,7 @@
         <w:t xml:space="preserve">not</w:t>
       </w:r>
       <w:r>
-        <w:t xml:space="preserve">. It is not a question about chemistry, or about hospital policy, or about what most people would choose. It is a question about what is</w:t>
+        <w:t xml:space="preserve">. It is not a question about pharmacology — she knows exactly what each dose does. It is not a question about policy — the order and the law permit every choice in front of her. It is a question about what is</w:t>
       </w:r>
       <w:r>
         <w:t xml:space="preserve"> </w:t>
@@ -116,10 +145,7 @@
         <w:t xml:space="preserve">right</w:t>
       </w:r>
       <w:r>
-        <w:t xml:space="preserve"> </w:t>
-      </w:r>
-      <w:r>
-        <w:t xml:space="preserve">— and it cannot be answered by knowing more facts alone. Two people could agree on every detail of the patient’s condition and still disagree about the answer. That gap, between the facts and the right action, is where bioethics lives.</w:t>
+        <w:t xml:space="preserve">, and it cannot be answered by knowing more facts alone. Two nurses could agree on every detail of the man’s condition and still disagree about the syringe. That gap, between the medical facts and the right action, is where bioethics lives.</w:t>
       </w:r>
     </w:p>
     <w:p>
@@ -152,7 +178,7 @@
         <w:t xml:space="preserve"> </w:t>
       </w:r>
       <w:r>
-        <w:t xml:space="preserve">You should have a sharper, harder, more honest version of the question — and a clearer sense of what you yourself believe and why.</w:t>
+        <w:t xml:space="preserve">You should have a sharpened, more honest version of the question — and a clearer sense of what you yourself believe and why.</w:t>
       </w:r>
     </w:p>
     <w:p>
@@ -378,7 +404,7 @@
         <w:t xml:space="preserve"> </w:t>
       </w:r>
       <w:r>
-        <w:t xml:space="preserve">ethics, which asks the practical question the nurse in the doorway is facing:</w:t>
+        <w:t xml:space="preserve">ethics, which asks the practical question the nurse at the bedside is facing:</w:t>
       </w:r>
       <w:r>
         <w:t xml:space="preserve"> </w:t>
@@ -619,7 +645,7 @@
         <w:t xml:space="preserve">conflict</w:t>
       </w:r>
       <w:r>
-        <w:t xml:space="preserve">. The nurse in the doorway feels autonomy (the patient’s refusal) pulling against beneficence (the good the pills would do). A surgeon weighing a risky operation feels beneficence against non-maleficence. A transplant committee feels one patient’s need against justice to all the others. In an easy case the principles agree, and there is no dilemma. In a hard case — the only kind worth a chapter — they point in different directions, and something has to give.</w:t>
+        <w:t xml:space="preserve">. The nurse with the syringe feels beneficence (the relief the morphine would bring) pulling against non-maleficence (the breathing it might suppress). A competent patient who refuses a life-saving transfusion sets autonomy against beneficence. A transplant committee feels one patient’s need against justice to all the others. In an easy case the principles agree, and there is no dilemma. In a hard case — the only kind worth a chapter — they point in different directions, and something has to give.</w:t>
       </w:r>
     </w:p>
     <w:p>
@@ -1738,7 +1764,7 @@
         <w:pStyle w:val="BodyText"/>
       </w:pPr>
       <w:r>
-        <w:t xml:space="preserve">Return now to the nurse in the doorway. Her dilemma is not an accident of one bad shift. It is the meeting point of two centuries of hard-won change: a tradition of beneficence that tells her to help, and a newer, equally serious commitment to autonomy that tells her the choice is not hers to make. The cases that follow are, again and again, places where these commitments collide.</w:t>
+        <w:t xml:space="preserve">Return now to the nurse with the syringe. Her dilemma is not an accident of one bad shift. The same advances that gave medicine its new power over death — the drugs, the machines, the ability to hold dying open for hours or days — are what placed that choice in her hands at all; a century ago there would have been no range to titrate. And the rules built since Nuremberg, for all they reshaped, never resolved the oldest tension of the bedside: the duty to relieve suffering pulling against the duty never to be the cause of a patient’s death. She stands inside both the new powers and the ancient conflict. The cases that follow are, again and again, places where commitments like these collide.</w:t>
       </w:r>
     </w:p>
     <w:bookmarkEnd w:id="14"/>
@@ -2023,15 +2049,7 @@
         <w:pStyle w:val="FirstParagraph"/>
       </w:pPr>
       <w:r>
-        <w:t xml:space="preserve">I have taught bioethics to students for about sixteen years — most of them nursing and health-science students, along with others meeting these questions for the first time. I also serve on the Institutional Biosafety Committee at Mayo Clinic, where some of the abstractions in this book become concrete decisions about real research, and I have published on a number of the issues the cases raise. I mention this not to claim the last word — bioethics has no last word — but to explain the book’s angle. It is written from the place where the seminar meets the bedside and the committee room, by someone who has had to help decide, not only to lecture.</w:t>
-      </w:r>
-    </w:p>
-    <w:p>
-      <w:pPr>
-        <w:pStyle w:val="BodyText"/>
-      </w:pPr>
-      <w:r>
-        <w:t xml:space="preserve">That vantage shapes the choice to teach through cases. Principles and theories matter, and this introduction has laid out the essential ones. But moral understanding is not the memorizing of principles; it is the capacity to use them well when they conflict, under uncertainty, with a real person waiting on the answer. That capacity is built by practice — by sitting inside hard cases, taking each side seriously, and reaching your own defensible judgment. These chapters are that practice.</w:t>
+        <w:t xml:space="preserve">I have taught bioethics to students for about sixteen years — most of them nursing and health-science students, along with others meeting these questions for the first time. I also serve on the Institutional Biosafety Committee at Mayo Clinic, where some of the abstractions in this book become concrete decisions about real research, and I have published on a number of the issues the cases raise. Outside of academic philosophy, I also spent around a decade working with developmentally disabled adults. These experiences, along with my training as a academic philosopher, have deeply impacted the ways in which I approach the subject.</w:t>
       </w:r>
     </w:p>
     <w:bookmarkEnd w:id="18"/>
